--- a/Интеллектуальный анализ данных/Лабораторные работы/ЛР3/Лабораторная работа #3.docx
+++ b/Интеллектуальный анализ данных/Лабораторные работы/ЛР3/Лабораторная работа #3.docx
@@ -110,7 +110,15 @@
         <w:pStyle w:val="a5"/>
       </w:pPr>
       <w:r>
-        <w:t xml:space="preserve">2. Провести дисперсионный анализ в MS EXCEL и средствами языка R для своих экспериментальных данных, выбрав две переменные, одна их которых является фактором, другая </w:t>
+        <w:t xml:space="preserve">2. Провести дисперсионный анализ в MS EXCEL и средствами языка R для своих экспериментальных данных, выбрав две переменные, одна </w:t>
+      </w:r>
+      <w:proofErr w:type="gramStart"/>
+      <w:r>
+        <w:t>их</w:t>
+      </w:r>
+      <w:proofErr w:type="gramEnd"/>
+      <w:r>
+        <w:t xml:space="preserve"> которых является фактором, другая </w:t>
       </w:r>
       <w:r>
         <w:t>–</w:t>
@@ -3539,6 +3547,7 @@
                 <w14:ligatures w14:val="none"/>
               </w:rPr>
             </w:pPr>
+            <w:proofErr w:type="spellStart"/>
             <w:r>
               <w:rPr>
                 <w:rFonts w:ascii="Calibri" w:eastAsia="Times New Roman" w:hAnsi="Calibri" w:cs="Calibri"/>
@@ -3553,6 +3562,7 @@
               </w:rPr>
               <w:t>df</w:t>
             </w:r>
+            <w:proofErr w:type="spellEnd"/>
           </w:p>
         </w:tc>
         <w:tc>
@@ -4854,6 +4864,12 @@
     <w:p>
       <w:pPr>
         <w:pStyle w:val="a5"/>
+        <w:ind w:firstLine="708"/>
+      </w:pPr>
+    </w:p>
+    <w:p>
+      <w:pPr>
+        <w:pStyle w:val="a5"/>
         <w:ind w:firstLine="0"/>
         <w:jc w:val="center"/>
         <w:rPr>
@@ -4862,6 +4878,7 @@
       </w:pPr>
       <w:r>
         <w:rPr>
+          <w:noProof/>
           <w:lang w:val="en-US"/>
         </w:rPr>
         <w:drawing>
@@ -4925,6 +4942,9 @@
         <w:jc w:val="center"/>
       </w:pPr>
       <w:r>
+        <w:rPr>
+          <w:noProof/>
+        </w:rPr>
         <w:drawing>
           <wp:inline distT="0" distB="0" distL="0" distR="0" wp14:anchorId="098B69D3" wp14:editId="44677076">
             <wp:extent cx="4810796" cy="971686"/>
@@ -4986,6 +5006,9 @@
         <w:jc w:val="center"/>
       </w:pPr>
       <w:r>
+        <w:rPr>
+          <w:noProof/>
+        </w:rPr>
         <w:lastRenderedPageBreak/>
         <w:drawing>
           <wp:inline distT="0" distB="0" distL="0" distR="0" wp14:anchorId="705DBDCA" wp14:editId="0BF7B818">
@@ -5070,7 +5093,33 @@
         <w:t>2</w:t>
       </w:r>
       <w:r>
-        <w:t>) и построенного графика делаем выводы, что, вероятность получить F-значение, равное или превышающее то значение, которое в действительности рассчитали по имеющимся выборочным данным не высокая, равна 0,0361 (3,61%). Не превышает 5%-ный уровень значимости, в связи с чем мы заключаем, что нулевая гипотеза не верна. Таким образом, можно утверждать, что экспериментальные условия оказали существенное влияние на результативный признак.</w:t>
+        <w:t>) и построенного графика делаем выводы, что, вероятность получить F-значение, равное или превышающее то значение, которое в действительности рассчитали по имеющимся выборочным данным не высокая, равна 0,0</w:t>
+      </w:r>
+      <w:r>
+        <w:t>00002</w:t>
+      </w:r>
+      <w:r>
+        <w:t xml:space="preserve"> (</w:t>
+      </w:r>
+      <w:r>
+        <w:t>0,0</w:t>
+      </w:r>
+      <w:r>
+        <w:t>002</w:t>
+      </w:r>
+      <w:r>
+        <w:t xml:space="preserve"> </w:t>
+      </w:r>
+      <w:r>
+        <w:t>%). Не превышает 5%-</w:t>
+      </w:r>
+      <w:proofErr w:type="spellStart"/>
+      <w:r>
+        <w:t>ный</w:t>
+      </w:r>
+      <w:proofErr w:type="spellEnd"/>
+      <w:r>
+        <w:t xml:space="preserve"> уровень значимости, в связи с чем мы заключаем, что нулевая гипотеза не верна. Таким образом, можно утверждать, что экспериментальные условия оказали существенное влияние на результативный признак.</w:t>
       </w:r>
     </w:p>
     <w:p>
@@ -5089,6 +5138,68 @@
       </w:r>
       <w:r>
         <w:t>Группа (До 1) позволяет добиться лучшего результата, а (4 – 6) наименее эффективная.</w:t>
+      </w:r>
+    </w:p>
+    <w:p>
+      <w:pPr>
+        <w:pStyle w:val="a5"/>
+        <w:ind w:firstLine="0"/>
+        <w:rPr>
+          <w:lang w:val="en-US"/>
+        </w:rPr>
+      </w:pPr>
+    </w:p>
+    <w:p>
+      <w:pPr>
+        <w:pStyle w:val="a5"/>
+        <w:ind w:firstLine="0"/>
+        <w:rPr>
+          <w:lang w:val="en-US"/>
+        </w:rPr>
+      </w:pPr>
+      <w:r>
+        <w:rPr>
+          <w:lang w:val="en-US"/>
+        </w:rPr>
+        <w:tab/>
+      </w:r>
+    </w:p>
+    <w:p>
+      <w:pPr>
+        <w:spacing w:after="160" w:line="278" w:lineRule="auto"/>
+        <w:ind w:firstLine="0"/>
+        <w:jc w:val="left"/>
+        <w:rPr>
+          <w:rFonts w:cs="Times New Roman"/>
+          <w:bCs/>
+          <w:szCs w:val="28"/>
+          <w:lang w:val="en-US"/>
+        </w:rPr>
+      </w:pPr>
+      <w:r>
+        <w:rPr>
+          <w:lang w:val="en-US"/>
+        </w:rPr>
+        <w:br w:type="page"/>
+      </w:r>
+    </w:p>
+    <w:p>
+      <w:pPr>
+        <w:pStyle w:val="a5"/>
+        <w:ind w:firstLine="708"/>
+      </w:pPr>
+      <w:r>
+        <w:lastRenderedPageBreak/>
+        <w:t xml:space="preserve">3. </w:t>
+      </w:r>
+      <w:r>
+        <w:t xml:space="preserve">Загрузим </w:t>
+      </w:r>
+      <w:r>
+        <w:t>экспериментальные</w:t>
+      </w:r>
+      <w:r>
+        <w:t xml:space="preserve"> данные и опробуем однофакторный дисперсионный анализ на нём.</w:t>
       </w:r>
     </w:p>
     <w:p>
@@ -5108,12 +5219,13 @@
       </w:pPr>
       <w:r>
         <w:rPr>
+          <w:noProof/>
           <w:lang w:val="en-US"/>
         </w:rPr>
         <w:drawing>
-          <wp:inline distT="0" distB="0" distL="0" distR="0" wp14:anchorId="2D7E0D0B" wp14:editId="57C72547">
-            <wp:extent cx="4896533" cy="1000265"/>
-            <wp:effectExtent l="0" t="0" r="0" b="9525"/>
+          <wp:inline distT="0" distB="0" distL="0" distR="0" wp14:anchorId="2D7E0D0B" wp14:editId="595B8C98">
+            <wp:extent cx="5933574" cy="1212112"/>
+            <wp:effectExtent l="0" t="0" r="0" b="7620"/>
             <wp:docPr id="1183900213" name="Рисунок 1"/>
             <wp:cNvGraphicFramePr>
               <a:graphicFrameLocks xmlns:a="http://schemas.openxmlformats.org/drawingml/2006/main" noChangeAspect="1"/>
@@ -5134,7 +5246,7 @@
                   <pic:spPr>
                     <a:xfrm>
                       <a:off x="0" y="0"/>
-                      <a:ext cx="4896533" cy="1000265"/>
+                      <a:ext cx="5946812" cy="1214816"/>
                     </a:xfrm>
                     <a:prstGeom prst="rect">
                       <a:avLst/>
@@ -5154,10 +5266,7 @@
         <w:jc w:val="center"/>
       </w:pPr>
       <w:r>
-        <w:t xml:space="preserve">Рисунок 4 – </w:t>
-      </w:r>
-      <w:r>
-        <w:t>Результирующая таблица</w:t>
+        <w:t>Рисунок 4 – Результирующая таблица</w:t>
       </w:r>
     </w:p>
     <w:p>
@@ -5174,11 +5283,13 @@
         <w:jc w:val="center"/>
       </w:pPr>
       <w:r>
-        <w:lastRenderedPageBreak/>
+        <w:rPr>
+          <w:noProof/>
+        </w:rPr>
         <w:drawing>
-          <wp:inline distT="0" distB="0" distL="0" distR="0" wp14:anchorId="2127C42F" wp14:editId="78AB783E">
-            <wp:extent cx="5940425" cy="2729865"/>
-            <wp:effectExtent l="0" t="0" r="3175" b="0"/>
+          <wp:inline distT="0" distB="0" distL="0" distR="0" wp14:anchorId="2127C42F" wp14:editId="51710D9D">
+            <wp:extent cx="6131405" cy="2817628"/>
+            <wp:effectExtent l="0" t="0" r="3175" b="1905"/>
             <wp:docPr id="520654969" name="Рисунок 1"/>
             <wp:cNvGraphicFramePr>
               <a:graphicFrameLocks xmlns:a="http://schemas.openxmlformats.org/drawingml/2006/main" noChangeAspect="1"/>
@@ -5199,7 +5310,7 @@
                   <pic:spPr>
                     <a:xfrm>
                       <a:off x="0" y="0"/>
-                      <a:ext cx="5940425" cy="2729865"/>
+                      <a:ext cx="6134183" cy="2818905"/>
                     </a:xfrm>
                     <a:prstGeom prst="rect">
                       <a:avLst/>
@@ -5219,13 +5330,7 @@
         <w:jc w:val="center"/>
       </w:pPr>
       <w:r>
-        <w:t xml:space="preserve">Рисунок 5 – </w:t>
-      </w:r>
-      <w:r>
-        <w:t>Результирующая таблица</w:t>
-      </w:r>
-      <w:r>
-        <w:t>, продолжение</w:t>
+        <w:t>Рисунок 5 – Результирующая таблица, продолжение</w:t>
       </w:r>
     </w:p>
     <w:p>
@@ -5241,10 +5346,13 @@
         <w:jc w:val="center"/>
       </w:pPr>
       <w:r>
+        <w:rPr>
+          <w:noProof/>
+        </w:rPr>
         <w:drawing>
-          <wp:inline distT="0" distB="0" distL="0" distR="0" wp14:anchorId="7ACAC3A7" wp14:editId="4FC0D6C0">
-            <wp:extent cx="4029637" cy="2133898"/>
-            <wp:effectExtent l="0" t="0" r="0" b="0"/>
+          <wp:inline distT="0" distB="0" distL="0" distR="0" wp14:anchorId="7ACAC3A7" wp14:editId="6973294F">
+            <wp:extent cx="5019609" cy="2658139"/>
+            <wp:effectExtent l="0" t="0" r="0" b="8890"/>
             <wp:docPr id="648445031" name="Рисунок 1"/>
             <wp:cNvGraphicFramePr>
               <a:graphicFrameLocks xmlns:a="http://schemas.openxmlformats.org/drawingml/2006/main" noChangeAspect="1"/>
@@ -5265,7 +5373,7 @@
                   <pic:spPr>
                     <a:xfrm>
                       <a:off x="0" y="0"/>
-                      <a:ext cx="4029637" cy="2133898"/>
+                      <a:ext cx="5032528" cy="2664981"/>
                     </a:xfrm>
                     <a:prstGeom prst="rect">
                       <a:avLst/>
@@ -5297,10 +5405,7 @@
         <w:t xml:space="preserve">6 – </w:t>
       </w:r>
       <w:r>
-        <w:t>Результирующая таблица</w:t>
-      </w:r>
-      <w:r>
-        <w:t>, продолжение</w:t>
+        <w:t>Результирующая таблица, продолжение</w:t>
       </w:r>
     </w:p>
     <w:p>
@@ -5323,8 +5428,10 @@
       </w:pPr>
       <w:r>
         <w:rPr>
+          <w:noProof/>
           <w:lang w:val="en-US"/>
         </w:rPr>
+        <w:lastRenderedPageBreak/>
         <w:drawing>
           <wp:inline distT="0" distB="0" distL="0" distR="0" wp14:anchorId="5FB10C10" wp14:editId="6A9A0D88">
             <wp:extent cx="2679405" cy="2669937"/>
@@ -5372,14 +5479,18 @@
         <w:t xml:space="preserve">Рисунок 7 </w:t>
       </w:r>
       <w:r>
-        <w:t>–</w:t>
-      </w:r>
-      <w:r>
-        <w:t xml:space="preserve"> </w:t>
+        <w:t xml:space="preserve">– </w:t>
       </w:r>
       <w:r>
         <w:t>Диаграмма, отображающая средние значения и их доверительные интервалы</w:t>
       </w:r>
+    </w:p>
+    <w:p>
+      <w:pPr>
+        <w:pStyle w:val="a5"/>
+        <w:ind w:firstLine="0"/>
+        <w:jc w:val="center"/>
+      </w:pPr>
     </w:p>
     <w:p>
       <w:pPr>
@@ -5390,17 +5501,132 @@
         <w:ind w:firstLine="0"/>
       </w:pPr>
       <w:r>
-        <w:lastRenderedPageBreak/>
         <w:tab/>
       </w:r>
       <w:r>
-        <w:t xml:space="preserve">Исходя из результатов проведенного анализа (рис </w:t>
-      </w:r>
-      <w:r>
-        <w:t>2</w:t>
-      </w:r>
-      <w:r>
-        <w:t>) и построенного графика делаем выводы, что, вероятность получить F-значение, равное или превышающее то значение, которое в действительности рассчитали по имеющимся выборочным данным не высокая, равна 0,0361 (3,61%). Не превышает 5%-ный уровень значимости, в связи с чем мы заключаем, что нулевая гипотеза не верна. Таким образом, можно утверждать, что экспериментальные условия оказали существенное влияние на результативный признак.</w:t>
+        <w:t>Исходя из результатов проведенного анализа (</w:t>
+      </w:r>
+      <w:r>
+        <w:t>Рисунка 5 и Рисунка 6</w:t>
+      </w:r>
+      <w:r>
+        <w:t>) и построенного графика</w:t>
+      </w:r>
+      <w:r>
+        <w:t xml:space="preserve"> (Рисунок 7)</w:t>
+      </w:r>
+      <w:r>
+        <w:t xml:space="preserve"> делаем выводы, что, вероятность получить F-значение, равное или превышающее то значение, которое в действительности рассчитали по имеющимся выборочным данным не высокая, равна </w:t>
+      </w:r>
+      <m:oMath>
+        <m:r>
+          <w:rPr>
+            <w:rFonts w:ascii="Cambria Math" w:hAnsi="Cambria Math"/>
+          </w:rPr>
+          <m:t>2∙</m:t>
+        </m:r>
+        <m:sSup>
+          <m:sSupPr>
+            <m:ctrlPr>
+              <w:rPr>
+                <w:rFonts w:ascii="Cambria Math" w:hAnsi="Cambria Math"/>
+                <w:i/>
+              </w:rPr>
+            </m:ctrlPr>
+          </m:sSupPr>
+          <m:e>
+            <m:r>
+              <w:rPr>
+                <w:rFonts w:ascii="Cambria Math" w:hAnsi="Cambria Math"/>
+              </w:rPr>
+              <m:t>1</m:t>
+            </m:r>
+            <m:r>
+              <w:rPr>
+                <w:rFonts w:ascii="Cambria Math" w:hAnsi="Cambria Math"/>
+              </w:rPr>
+              <m:t>0</m:t>
+            </m:r>
+          </m:e>
+          <m:sup>
+            <m:r>
+              <w:rPr>
+                <w:rFonts w:ascii="Cambria Math" w:hAnsi="Cambria Math"/>
+              </w:rPr>
+              <m:t>-</m:t>
+            </m:r>
+            <m:r>
+              <w:rPr>
+                <w:rFonts w:ascii="Cambria Math" w:hAnsi="Cambria Math"/>
+              </w:rPr>
+              <m:t>1</m:t>
+            </m:r>
+            <m:r>
+              <w:rPr>
+                <w:rFonts w:ascii="Cambria Math" w:hAnsi="Cambria Math"/>
+              </w:rPr>
+              <m:t>6</m:t>
+            </m:r>
+          </m:sup>
+        </m:sSup>
+      </m:oMath>
+      <w:r>
+        <w:t xml:space="preserve"> (</w:t>
+      </w:r>
+      <m:oMath>
+        <m:r>
+          <w:rPr>
+            <w:rFonts w:ascii="Cambria Math" w:hAnsi="Cambria Math"/>
+          </w:rPr>
+          <m:t>2∙</m:t>
+        </m:r>
+        <m:sSup>
+          <m:sSupPr>
+            <m:ctrlPr>
+              <w:rPr>
+                <w:rFonts w:ascii="Cambria Math" w:hAnsi="Cambria Math"/>
+                <w:i/>
+              </w:rPr>
+            </m:ctrlPr>
+          </m:sSupPr>
+          <m:e>
+            <m:r>
+              <w:rPr>
+                <w:rFonts w:ascii="Cambria Math" w:hAnsi="Cambria Math"/>
+              </w:rPr>
+              <m:t>1</m:t>
+            </m:r>
+            <m:r>
+              <w:rPr>
+                <w:rFonts w:ascii="Cambria Math" w:hAnsi="Cambria Math"/>
+              </w:rPr>
+              <m:t>0</m:t>
+            </m:r>
+          </m:e>
+          <m:sup>
+            <m:r>
+              <w:rPr>
+                <w:rFonts w:ascii="Cambria Math" w:hAnsi="Cambria Math"/>
+              </w:rPr>
+              <m:t>-</m:t>
+            </m:r>
+            <m:r>
+              <w:rPr>
+                <w:rFonts w:ascii="Cambria Math" w:hAnsi="Cambria Math"/>
+              </w:rPr>
+              <m:t>1</m:t>
+            </m:r>
+            <m:r>
+              <w:rPr>
+                <w:rFonts w:ascii="Cambria Math" w:hAnsi="Cambria Math"/>
+              </w:rPr>
+              <m:t>4</m:t>
+            </m:r>
+          </m:sup>
+        </m:sSup>
+      </m:oMath>
+      <w:r>
+        <w:t>%). Не превышает 5%-ный уровень значимости, в связи с чем мы заключаем, что нулевая гипотеза не верна. Таким образом, можно утверждать, что экспериментальные условия оказали существенное влияние на результативный признак.</w:t>
       </w:r>
     </w:p>
     <w:p>
@@ -5429,9 +5655,11 @@
       <w:r>
         <w:t xml:space="preserve">, а </w:t>
       </w:r>
+      <w:proofErr w:type="spellStart"/>
       <w:r>
         <w:t>Буру́нди</w:t>
       </w:r>
+      <w:proofErr w:type="spellEnd"/>
       <w:r>
         <w:t xml:space="preserve"> </w:t>
       </w:r>
@@ -6120,6 +6348,7 @@
   <w:style w:type="character" w:default="1" w:styleId="a0">
     <w:name w:val="Default Paragraph Font"/>
     <w:uiPriority w:val="1"/>
+    <w:semiHidden/>
     <w:unhideWhenUsed/>
   </w:style>
   <w:style w:type="table" w:default="1" w:styleId="a1">
@@ -6520,6 +6749,16 @@
       </w:tblBorders>
     </w:tblPr>
   </w:style>
+  <w:style w:type="character" w:styleId="af1">
+    <w:name w:val="Placeholder Text"/>
+    <w:basedOn w:val="a0"/>
+    <w:uiPriority w:val="99"/>
+    <w:semiHidden/>
+    <w:rsid w:val="00A93182"/>
+    <w:rPr>
+      <w:color w:val="666666"/>
+    </w:rPr>
+  </w:style>
 </w:styles>
 </file>
 
